--- a/DOCS/PHAN_TICH_LUONG_DO_VA_VAI.docx
+++ b/DOCS/PHAN_TICH_LUONG_DO_VA_VAI.docx
@@ -387,7 +387,7 @@
         <w:jc w:val="both"/>
       </w:pPr>
       <w:r>
-        <w:t xml:space="preserve">   ba chỗ: (a) họ tách *KT Thu/Chi VC* (kiểm I, II) khỏi *KT Chi phí VC* (kiểm + ghi sổ IV–VI), web</w:t>
+        <w:t xml:space="preserve">   một chỗ còn hở: quy trình chữ có *Kho phụ tùng Thabok* và *Tổ sửa chữa Thabok*, web chưa có vai.</w:t>
       </w:r>
     </w:p>
     <w:p>
@@ -395,7 +395,24 @@
         <w:jc w:val="both"/>
       </w:pPr>
       <w:r>
-        <w:t xml:space="preserve">   gộp thành một vai </w:t>
+        <w:t xml:space="preserve">   </w:t>
+      </w:r>
+      <w:r>
+        <w:rPr>
+          <w:b/>
+        </w:rPr>
+        <w:t>Anh chốt (18/09): vai của họ là chuẩn, web phải theo đúng bảng đó.</w:t>
+      </w:r>
+      <w:r>
+        <w:t xml:space="preserve"> Em đã tách *KT Thu/Chi VC*</w:t>
+      </w:r>
+    </w:p>
+    <w:p>
+      <w:pPr>
+        <w:jc w:val="both"/>
+      </w:pPr>
+      <w:r>
+        <w:t xml:space="preserve">   (</w:t>
       </w:r>
       <w:r>
         <w:rPr>
@@ -405,35 +422,17 @@
         <w:t>acct</w:t>
       </w:r>
       <w:r>
-        <w:t>; (b) họ có *Thủ quỹ VC* trả mục III và *Quỹ tiền mặt cảng cạn* trả IV–VI,</w:t>
-      </w:r>
-    </w:p>
-    <w:p>
-      <w:pPr>
-        <w:jc w:val="both"/>
-      </w:pPr>
-      <w:r>
-        <w:t xml:space="preserve">   web đã có (</w:t>
+        <w:t>, kiểm I–II) khỏi *KT Chi phí VC* (</w:t>
       </w:r>
       <w:r>
         <w:rPr>
           <w:rFonts w:ascii="Consolas" w:hAnsi="Consolas"/>
           <w:sz w:val="19"/>
         </w:rPr>
-        <w:t>treasury</w:t>
-      </w:r>
-      <w:r>
-        <w:t xml:space="preserve">, </w:t>
-      </w:r>
-      <w:r>
-        <w:rPr>
-          <w:rFonts w:ascii="Consolas" w:hAnsi="Consolas"/>
-          <w:sz w:val="19"/>
-        </w:rPr>
-        <w:t>cash</w:t>
-      </w:r>
-      <w:r>
-        <w:t>); (c) quy trình chữ còn *Kho phụ tùng Thabok* và *Tổ sửa chữa Thabok*,</w:t>
+        <w:t>expacct</w:t>
+      </w:r>
+      <w:r>
+        <w:t>, kiểm + ghi sổ IV–VI, nhà cung cấp, tất toán)</w:t>
       </w:r>
     </w:p>
     <w:p>
@@ -441,7 +440,7 @@
         <w:jc w:val="both"/>
       </w:pPr>
       <w:r>
-        <w:t xml:space="preserve">   web chưa có vai.</w:t>
+        <w:t xml:space="preserve">   và đổi nhãn mọi vai về đúng chữ của họ.</w:t>
       </w:r>
     </w:p>
     <w:p>
@@ -684,7 +683,7 @@
               <w:t>acct</w:t>
             </w:r>
             <w:r>
-              <w:t xml:space="preserve"> — Kế toán Viêng Chăn</w:t>
+              <w:t xml:space="preserve"> — KT Thu/Chi Viêng Chăn</w:t>
             </w:r>
           </w:p>
         </w:tc>
@@ -695,7 +694,7 @@
           <w:p>
             <w:r/>
             <w:r>
-              <w:t>Xác nhận mục I, II</w:t>
+              <w:t>Xác nhận mục I, II; khoá phiếu khi xe về</w:t>
             </w:r>
           </w:p>
         </w:tc>
@@ -734,10 +733,10 @@
                 <w:rFonts w:ascii="Consolas" w:hAnsi="Consolas"/>
                 <w:sz w:val="19"/>
               </w:rPr>
-              <w:t>acct</w:t>
+              <w:t>expacct</w:t>
             </w:r>
             <w:r>
-              <w:t xml:space="preserve"> (gộp)</w:t>
+              <w:t xml:space="preserve"> — KT Chi phí VC</w:t>
             </w:r>
           </w:p>
         </w:tc>
@@ -748,7 +747,7 @@
           <w:p>
             <w:r/>
             <w:r>
-              <w:t>Xác nhận + ghi sổ IV, V, VI</w:t>
+              <w:t>Xác nhận + ghi sổ IV, V, VI; nhà cung cấp; tất toán tài xế</w:t>
             </w:r>
           </w:p>
         </w:tc>
@@ -1226,10 +1225,10 @@
         <w:rPr>
           <w:b/>
         </w:rPr>
-        <w:t>Việc phải hỏi (V1):</w:t>
-      </w:r>
-      <w:r>
-        <w:t xml:space="preserve"> *KT Thu/Chi VC* và *KT Chi phí VC* là hai người hay một người? Nếu hai người</w:t>
+        <w:t>Đã chốt, không hỏi nữa:</w:t>
+      </w:r>
+      <w:r>
+        <w:t xml:space="preserve"> *KT Thu/Chi VC* và *KT Chi phí VC* là hai vai riêng đúng như bảng của họ</w:t>
       </w:r>
     </w:p>
     <w:p>
@@ -1237,17 +1236,16 @@
         <w:jc w:val="both"/>
       </w:pPr>
       <w:r>
-        <w:t xml:space="preserve">thì web tách </w:t>
+        <w:t xml:space="preserve">(anh chốt "phải theo role của họ"). </w:t>
       </w:r>
       <w:r>
         <w:rPr>
-          <w:rFonts w:ascii="Consolas" w:hAnsi="Consolas"/>
-          <w:sz w:val="19"/>
+          <w:b/>
         </w:rPr>
-        <w:t>acct</w:t>
-      </w:r>
-      <w:r>
-        <w:t xml:space="preserve"> thành hai vai. *Kho phụ tùng Thabok* và *Tổ sửa chữa Thabok* có phải người</w:t>
+        <w:t>Việc phải hỏi (V1):</w:t>
+      </w:r>
+      <w:r>
+        <w:t xml:space="preserve"> *Kho phụ tùng Thabok* và *Tổ sửa chữa</w:t>
       </w:r>
     </w:p>
     <w:p>
@@ -1255,7 +1253,7 @@
         <w:jc w:val="both"/>
       </w:pPr>
       <w:r>
-        <w:t>riêng không, hay cũng là Bãi cảng cạn?</w:t>
+        <w:t>Thabok* có phải người riêng không, hay cũng là Bãi cảng cạn?</w:t>
       </w:r>
     </w:p>
     <w:p>
@@ -3621,7 +3619,7 @@
           <w:p>
             <w:r/>
             <w:r>
-              <w:t xml:space="preserve">Một vai </w:t>
+              <w:t xml:space="preserve">~~Một vai </w:t>
             </w:r>
             <w:r>
               <w:rPr>
@@ -3631,7 +3629,36 @@
               <w:t>acct</w:t>
             </w:r>
             <w:r>
-              <w:t xml:space="preserve"> kiểm I–II và kiểm + ghi sổ IV–VI</w:t>
+              <w:t xml:space="preserve"> gộp~~ → </w:t>
+            </w:r>
+            <w:r>
+              <w:rPr>
+                <w:b/>
+              </w:rPr>
+              <w:t>đã tách</w:t>
+            </w:r>
+            <w:r>
+              <w:t xml:space="preserve"> </w:t>
+            </w:r>
+            <w:r>
+              <w:rPr>
+                <w:rFonts w:ascii="Consolas" w:hAnsi="Consolas"/>
+                <w:sz w:val="19"/>
+              </w:rPr>
+              <w:t>acct</w:t>
+            </w:r>
+            <w:r>
+              <w:t xml:space="preserve"> (KT Thu/Chi, I–II) và </w:t>
+            </w:r>
+            <w:r>
+              <w:rPr>
+                <w:rFonts w:ascii="Consolas" w:hAnsi="Consolas"/>
+                <w:sz w:val="19"/>
+              </w:rPr>
+              <w:t>expacct</w:t>
+            </w:r>
+            <w:r>
+              <w:t xml:space="preserve"> (KT Chi phí, IV–VI)</w:t>
             </w:r>
           </w:p>
         </w:tc>
@@ -3642,24 +3669,7 @@
           <w:p>
             <w:r/>
             <w:r>
-              <w:t xml:space="preserve">Nếu họ là hai người → tách </w:t>
-            </w:r>
-            <w:r>
-              <w:rPr>
-                <w:rFonts w:ascii="Consolas" w:hAnsi="Consolas"/>
-                <w:sz w:val="19"/>
-              </w:rPr>
-              <w:t>acct_thuchi</w:t>
-            </w:r>
-            <w:r>
-              <w:t xml:space="preserve"> và </w:t>
-            </w:r>
-            <w:r>
-              <w:rPr>
-                <w:rFonts w:ascii="Consolas" w:hAnsi="Consolas"/>
-                <w:sz w:val="19"/>
-              </w:rPr>
-              <w:t>acct_chiphi</w:t>
+              <w:t>Xong 18/09 theo lời anh</w:t>
             </w:r>
           </w:p>
         </w:tc>

--- a/DOCS/PHAN_TICH_LUONG_DO_VA_VAI.docx
+++ b/DOCS/PHAN_TICH_LUONG_DO_VA_VAI.docx
@@ -3888,7 +3888,13 @@
           <w:p>
             <w:r/>
             <w:r>
-              <w:t>Một tờ cuộn dài, mọi vai thấy cả sáu mục (ô tiền ẩn với Bãi)</w:t>
+              <w:rPr>
+                <w:b/>
+              </w:rPr>
+              <w:t>ĐÃ LÀM (18/09)</w:t>
+            </w:r>
+            <w:r>
+              <w:t>: thanh tiến trình + tab theo mục I–VI, vai nào vào tự mở tab có việc của vai đó (Bãi → mục đầu chờ nhập, KT Thu/Chi → I/II, KT kho xăng dầu và Thủ quỹ → III, KT Chi phí và Quỹ tiền mặt → IV–VI, Doanh thu/Sếp → Toàn phiếu); tab khác vẫn bấm xem được nhưng chỉ có nút ở mục mình phụ trách; tab cuối *Toàn phiếu* chỉ xem và in; chấm đỏ trên tab = còn việc</w:t>
             </w:r>
           </w:p>
         </w:tc>
@@ -3899,13 +3905,17 @@
           <w:p>
             <w:r/>
             <w:r>
-              <w:rPr>
-                <w:b/>
-              </w:rPr>
-              <w:t>Thanh tiến trình + tab theo mục</w:t>
+              <w:t xml:space="preserve">Đường dẫn </w:t>
             </w:r>
             <w:r>
-              <w:t>, vai nào vào đúng tab của vai đó, ô ngoài thẩm quyền ẩn/chỉ đọc, tab cuối *Toàn phiếu* chỉ xem và in</w:t>
+              <w:rPr>
+                <w:rFonts w:ascii="Consolas" w:hAnsi="Consolas"/>
+                <w:sz w:val="19"/>
+              </w:rPr>
+              <w:t>#/phieu-xuat-xe?id=…&amp;tab=fuel</w:t>
+            </w:r>
+            <w:r>
+              <w:t xml:space="preserve"> mở thẳng tab</w:t>
             </w:r>
           </w:p>
         </w:tc>
@@ -3928,7 +3938,7 @@
         <w:rPr>
           <w:color w:val="145C4A"/>
         </w:rPr>
-        <w:t>4. Hướng làm màn phiếu xuất xe dạng tab (K7) — để làm ngay sau khi có trả lời</w:t>
+        <w:t>4. Màn phiếu xuất xe dạng tab (K7) — đã dựng 18/09, đây là bố cục đã theo</w:t>
       </w:r>
     </w:p>
     <w:p>

--- a/DOCS/PHAN_TICH_LUONG_DO_VA_VAI.docx
+++ b/DOCS/PHAN_TICH_LUONG_DO_VA_VAI.docx
@@ -43,14 +43,34 @@
         <w:jc w:val="both"/>
       </w:pPr>
       <w:r>
-        <w:t>liệu gửi anh Khampla (</w:t>
+        <w:t>liệu gửi bên EPL (</w:t>
       </w:r>
       <w:r>
         <w:rPr>
           <w:rFonts w:ascii="Consolas" w:hAnsi="Consolas"/>
           <w:sz w:val="19"/>
         </w:rPr>
-        <w:t>CAU_HOI_NGHIEP_VU_GUI_ANH_KHAMPLA.md</w:t>
+        <w:t>CAU_HOI_NGHIEP_VU_EPL_VI.md</w:t>
+      </w:r>
+      <w:r>
+        <w:t xml:space="preserve">, kèm bản Lào </w:t>
+      </w:r>
+      <w:r>
+        <w:rPr>
+          <w:rFonts w:ascii="Consolas" w:hAnsi="Consolas"/>
+          <w:sz w:val="19"/>
+        </w:rPr>
+        <w:t>_LAO</w:t>
+      </w:r>
+      <w:r>
+        <w:t xml:space="preserve"> và Anh </w:t>
+      </w:r>
+      <w:r>
+        <w:rPr>
+          <w:rFonts w:ascii="Consolas" w:hAnsi="Consolas"/>
+          <w:sz w:val="19"/>
+        </w:rPr>
+        <w:t>_EN</w:t>
       </w:r>
       <w:r>
         <w:t>).</w:t>

--- a/DOCS/PHAN_TICH_LUONG_DO_VA_VAI.docx
+++ b/DOCS/PHAN_TICH_LUONG_DO_VA_VAI.docx
@@ -50,27 +50,27 @@
           <w:rFonts w:ascii="Consolas" w:hAnsi="Consolas"/>
           <w:sz w:val="19"/>
         </w:rPr>
-        <w:t>CAU_HOI_NGHIEP_VU_EPL_VI.md</w:t>
-      </w:r>
-      <w:r>
-        <w:t xml:space="preserve">, kèm bản Lào </w:t>
+        <w:t>CAU_HOI_NGHIEP_VU_EPL.md</w:t>
+      </w:r>
+      <w:r>
+        <w:t xml:space="preserve">, bản Lào </w:t>
       </w:r>
       <w:r>
         <w:rPr>
           <w:rFonts w:ascii="Consolas" w:hAnsi="Consolas"/>
           <w:sz w:val="19"/>
         </w:rPr>
-        <w:t>_LAO</w:t>
-      </w:r>
-      <w:r>
-        <w:t xml:space="preserve"> và Anh </w:t>
+        <w:t>ຄຳຖາມວິຊາການ_EPL.md</w:t>
+      </w:r>
+      <w:r>
+        <w:t xml:space="preserve">, bản Anh </w:t>
       </w:r>
       <w:r>
         <w:rPr>
           <w:rFonts w:ascii="Consolas" w:hAnsi="Consolas"/>
           <w:sz w:val="19"/>
         </w:rPr>
-        <w:t>_EN</w:t>
+        <w:t>EPL_BUSINESS_QUESTIONS.md</w:t>
       </w:r>
       <w:r>
         <w:t>).</w:t>

--- a/DOCS/PHAN_TICH_LUONG_DO_VA_VAI.docx
+++ b/DOCS/PHAN_TICH_LUONG_DO_VA_VAI.docx
@@ -3724,7 +3724,13 @@
           <w:p>
             <w:r/>
             <w:r>
-              <w:t>Kế toán gõ tay đơn giá từng phiếu</w:t>
+              <w:rPr>
+                <w:b/>
+              </w:rPr>
+              <w:t>ĐÃ LÀM (18/09)</w:t>
+            </w:r>
+            <w:r>
+              <w:t>: bảng giá khách × tuyến (× loại hàng, có ngày hiệu lực) trong Danh mục khách hàng; Bãi lập phiếu không gửi giá, máy tự điền đơn giá và giá thuê xe ngoài; KT Thu/Chi VC (người kiểm mục II) sửa được ô tiền trên phiếu khi chuyến khác hợp đồng</w:t>
             </w:r>
           </w:p>
         </w:tc>
@@ -3735,7 +3741,7 @@
           <w:p>
             <w:r/>
             <w:r>
-              <w:t>Bảng giá khách × tuyến trong Danh mục, tự điền, kế toán chỉ sửa khi khác hợp đồng</w:t>
+              <w:t>Bãi không thấy bảng giá; C3.5 chỉ còn hỏi giá lấy từ đâu để nhập vào bảng</w:t>
             </w:r>
           </w:p>
         </w:tc>

--- a/DOCS/PHAN_TICH_LUONG_DO_VA_VAI.docx
+++ b/DOCS/PHAN_TICH_LUONG_DO_VA_VAI.docx
@@ -18,6 +18,88 @@
         <w:jc w:val="both"/>
       </w:pPr>
       <w:r>
+        <w:t xml:space="preserve">&gt; </w:t>
+      </w:r>
+      <w:r>
+        <w:rPr>
+          <w:b/>
+        </w:rPr>
+        <w:t>ĐÃ LỖI THỜI Ở CHỖ QUAN TRỌNG NHẤT — đọc kèm `CONG_VIEC_CHO_ANH_KHAMPLA_CHOT.md`.</w:t>
+      </w:r>
+    </w:p>
+    <w:p>
+      <w:pPr>
+        <w:jc w:val="both"/>
+      </w:pPr>
+      <w:r>
+        <w:t xml:space="preserve">&gt; Ngày 21/09/2026 sếp chốt: một chuyến đi qua </w:t>
+      </w:r>
+      <w:r>
+        <w:rPr>
+          <w:b/>
+        </w:rPr>
+        <w:t>HAI DO</w:t>
+      </w:r>
+      <w:r>
+        <w:t xml:space="preserve"> (một phiếu đi gom hàng mỏ → bãi, một phiếu đi</w:t>
+      </w:r>
+    </w:p>
+    <w:p>
+      <w:pPr>
+        <w:jc w:val="both"/>
+      </w:pPr>
+      <w:r>
+        <w:t>&gt; giao hàng bãi → khách, nối nhau qua kho hàng ở bãi Thà Bốc). Mục 3 (câu V1) và dòng K1 trong bảng</w:t>
+      </w:r>
+    </w:p>
+    <w:p>
+      <w:pPr>
+        <w:jc w:val="both"/>
+      </w:pPr>
+      <w:r>
+        <w:t xml:space="preserve">&gt; dưới đây viết theo phương án cũ "một phiếu cả vòng" nên </w:t>
+      </w:r>
+      <w:r>
+        <w:rPr>
+          <w:b/>
+        </w:rPr>
+        <w:t>không còn đúng</w:t>
+      </w:r>
+      <w:r>
+        <w:t>. Giữ tệp này vì phần đối</w:t>
+      </w:r>
+    </w:p>
+    <w:p>
+      <w:pPr>
+        <w:jc w:val="both"/>
+      </w:pPr>
+      <w:r>
+        <w:t>&gt; chiếu Excel, bảng Nhiệm Vụ và các câu hỏi khác vẫn dùng được; hệ thống hiện tại mô tả ở</w:t>
+      </w:r>
+    </w:p>
+    <w:p>
+      <w:pPr>
+        <w:jc w:val="both"/>
+      </w:pPr>
+      <w:r>
+        <w:t xml:space="preserve">&gt; </w:t>
+      </w:r>
+      <w:r>
+        <w:rPr>
+          <w:rFonts w:ascii="Consolas" w:hAnsi="Consolas"/>
+          <w:sz w:val="19"/>
+        </w:rPr>
+        <w:t>NGHIEP_VU_DB_API.md</w:t>
+      </w:r>
+      <w:r>
+        <w:t>.</w:t>
+      </w:r>
+    </w:p>
+    <w:p>
+      <w:pPr>
+        <w:jc w:val="both"/>
+      </w:pPr>
+      <w:r>
         <w:t xml:space="preserve">Tài liệu này là </w:t>
       </w:r>
       <w:r>
@@ -153,7 +235,7 @@
           <w:rFonts w:ascii="Consolas" w:hAnsi="Consolas"/>
           <w:sz w:val="19"/>
         </w:rPr>
-        <w:t>DOCS/CHUNG_TU_VA_DIEM_NOI.md</w:t>
+        <w:t>DOCS/NGHIEP_VU_DB_API.md</w:t>
       </w:r>
     </w:p>
     <w:p>
@@ -3593,7 +3675,23 @@
           <w:p>
             <w:r/>
             <w:r>
-              <w:t>Một phiếu một tuyến nhiều chặng (phương án A)</w:t>
+              <w:t xml:space="preserve">~~Một phiếu một tuyến nhiều chặng~~ → </w:t>
+            </w:r>
+            <w:r>
+              <w:rPr>
+                <w:b/>
+              </w:rPr>
+              <w:t>ĐÃ ĐỔI 21/09: hai DO</w:t>
+            </w:r>
+            <w:r>
+              <w:t xml:space="preserve"> (gom + giao), xem </w:t>
+            </w:r>
+            <w:r>
+              <w:rPr>
+                <w:rFonts w:ascii="Consolas" w:hAnsi="Consolas"/>
+                <w:sz w:val="19"/>
+              </w:rPr>
+              <w:t>NGHIEP_VU_DB_API.md</w:t>
             </w:r>
           </w:p>
         </w:tc>
